--- a/RELATORIO_PARCIAL_PI4_V8.docx
+++ b/RELATORIO_PARCIAL_PI4_V8.docx
@@ -3161,7 +3161,31 @@
           <w:sz w:val="21"/>
           <w:szCs w:val="21"/>
         </w:rPr>
-        <w:t>Diante desse contexto, o presente trabalho alinha-se à proposta do Projeto Integrador do presente semestre, cujo tema é: “Desenvolver análise de dados em escala utilizando algum conjunto de dados existentes ou capturados por IoT e aprendizagem de máquina. Preparar uma interface para visualização dos resultados”. Para atender a essa diretriz, adota-se como objeto de estudo a análise de risco para concessão de crédito com base em dados públicos disponibilizados pelo Banco Central do Brasil. A proposta abrange a aplicação de técnicas de Ciência de Dados para coleta, tratamento, análise e modelagem preditiva dessas informações, culminando no desenvolvimento de um protótipo e de uma interface simplificada direcionada a comerciantes, visando apoiar a compreensão dos fatores associados ao risco de crédito e promover uma tomada de decisão mais fundamentada, transparente e orientada por dados.</w:t>
+        <w:t>Diante desse contexto, o presente trabalho alinha-se à proposta do Projeto Integrador do presente semestre, cujo tema é: “Desenvolver análise de dados em escala utilizando algum conjunto de dados existentes ou capturados por IoT e aprendizagem de máquina. Preparar uma interface para visualização dos resultados”. Para atender a essa diretriz, adota-se como objeto de estudo a análise de risco para concessão de crédito com base em dados públicos disponibilizados pelo Banco Central do Brasil. A proposta abrange a aplicação de técnicas de Ciência de Dados para coleta, tratamento, análise e modelagem preditiva dessas informações, culminando no desenvolvimento de um protótipo e de uma interface simplificada direcionada a comerciantes</w:t>
+      </w:r>
+      <w:r>
+        <w:rPr>
+          <w:rFonts w:ascii="Segoe UI" w:hAnsi="Segoe UI" w:cs="Segoe UI"/>
+          <w:sz w:val="21"/>
+          <w:szCs w:val="21"/>
+        </w:rPr>
+        <w:t xml:space="preserve"> ou ao próprio postulante ao c</w:t>
+      </w:r>
+      <w:r>
+        <w:rPr>
+          <w:rFonts w:ascii="Segoe UI" w:hAnsi="Segoe UI" w:cs="Segoe UI"/>
+          <w:sz w:val="21"/>
+          <w:szCs w:val="21"/>
+        </w:rPr>
+        <w:t xml:space="preserve">rédito, </w:t>
+      </w:r>
+      <w:r>
+        <w:rPr>
+          <w:rFonts w:ascii="Segoe UI" w:hAnsi="Segoe UI" w:cs="Segoe UI"/>
+          <w:sz w:val="21"/>
+          <w:szCs w:val="21"/>
+        </w:rPr>
+        <w:t>visando apoiar a compreensão dos fatores associados ao risco de crédito e promover uma tomada de decisão mais fundamentada, transparente e orientada por dados.</w:t>
       </w:r>
     </w:p>
     <w:p>
@@ -3293,7 +3317,41 @@
     <w:p>
       <w:r>
         <w:lastRenderedPageBreak/>
-        <w:t>Apesar desses avanços, a concessão de crédito continua sendo um processo complexo para muitos empreendedores, principalmente em razão da pouca transparência dos critérios utilizados pelas instituições financeiras na avaliação de risco. Nesse contexto, técnicas de Ciência de Dados e Aprendizado de Máquina apresentam potencial para organizar e analisar grandes volumes de informações financeiras, permitindo a identificação de padrões e a produção de indicadores mais claros e acessíveis para a tomada de decisão (FACELI et al., 2011; FERREIRA et al., 2021).</w:t>
+        <w:t xml:space="preserve">Paralelamente à evolução das linhas de crédito, a modernização dos meios de pagamento transformou as relações comerciais do setor. </w:t>
+      </w:r>
+      <w:r>
+        <w:t xml:space="preserve">O tradicional cheque pré-datado caiu em desuso à medida que o consumidor brasileiro migrou para soluções digitais, encontrando no Pix Agendado uma </w:t>
+      </w:r>
+      <w:proofErr w:type="spellStart"/>
+      <w:r>
+        <w:t>pseudo</w:t>
+      </w:r>
+      <w:proofErr w:type="spellEnd"/>
+      <w:r>
+        <w:t xml:space="preserve"> substituição prática e segura para o planejamento financeiro. Impulsionada pelo agendamento recorrente e pela conveniência em compromissos mensais, essa modalidade registrou um salto expressivo ao passar de aproximadamente R$ 662 bilhões movimentados (130,7 milhões de transações) em 2024 para R$ 1,01 trilhão em 2025, o que representou um forte crescimento de 51% em valor e 56% em volume de operações (204 milhões. Diante da contínua consolidação desse ecossistema, estimativas preliminares indicam que o montante transacionado via agendamento deve fechar o ano de 2026 superando a marca de R$ 1,4 trilhão (BANCO CENTRAL DO BRASIL, 2026).</w:t>
+      </w:r>
+    </w:p>
+    <w:p>
+      <w:r>
+        <w:t>Apesar desses avanços</w:t>
+      </w:r>
+      <w:r>
+        <w:t xml:space="preserve"> operacionais e tecnológicos</w:t>
+      </w:r>
+      <w:r>
+        <w:t xml:space="preserve">, a concessão de crédito </w:t>
+      </w:r>
+      <w:r>
+        <w:t xml:space="preserve">formal </w:t>
+      </w:r>
+      <w:r>
+        <w:t>continua sendo um processo complexo para muitos empreendedores, principalmente em razão da pouca transparência dos critérios utilizados pelas instituições financeiras na avaliação de risco. Nesse contexto, técnicas de Ciência de Dados e Aprendizado de Máquina apresentam</w:t>
+      </w:r>
+      <w:r>
+        <w:t xml:space="preserve"> alto</w:t>
+      </w:r>
+      <w:r>
+        <w:t xml:space="preserve"> potencial para organizar e analisar grandes volumes de informações financeiras, permitindo a identificação de padrões e a produção de indicadores mais claros e acessíveis para a tomada de decisão (FACELI et al., 2011; FERREIRA et al., 2021).</w:t>
       </w:r>
       <w:r>
         <w:t xml:space="preserve"> Diante desse cenário, consolida-se o problema de pesquisa deste trabalho: de que maneira a aplicação de técnicas de Aprendizado de Máquina pode apoiar a estruturação de indicadores financeiros mais transparentes para a análise de risco de crédito de </w:t>
@@ -3307,16 +3365,25 @@
         <w:t xml:space="preserve"> </w:t>
       </w:r>
       <w:r>
-        <w:t>em pequenas empresas espalhadas pelo Brasil</w:t>
-      </w:r>
-      <w:r>
-        <w:t>, usando dados históricos de inadimplência d</w:t>
-      </w:r>
-      <w:r>
-        <w:t>a base de dados de inadimplência</w:t>
-      </w:r>
-      <w:r>
-        <w:t xml:space="preserve"> do Banco Central do Brasil</w:t>
+        <w:t>brasileiras</w:t>
+      </w:r>
+      <w:r>
+        <w:t xml:space="preserve">, usando </w:t>
+      </w:r>
+      <w:r>
+        <w:t>o</w:t>
+      </w:r>
+      <w:r>
+        <w:t xml:space="preserve"> histórico de </w:t>
+      </w:r>
+      <w:r>
+        <w:t xml:space="preserve">dados </w:t>
+      </w:r>
+      <w:r>
+        <w:t>do Banco Central do Brasil</w:t>
+      </w:r>
+      <w:r>
+        <w:t>.</w:t>
       </w:r>
     </w:p>
     <w:p>
@@ -3378,16 +3445,28 @@
         <w:t xml:space="preserve"> de finanças corporativas em pequenas empresas. </w:t>
       </w:r>
       <w:r>
-        <w:t>Como contribuição prática para os pequenos comerciantes</w:t>
-      </w:r>
-      <w:r>
-        <w:t xml:space="preserve"> e para os consumidores que gostariam de fazer uma simulação </w:t>
-      </w:r>
-      <w:r>
-        <w:t xml:space="preserve">antecipada para saber </w:t>
-      </w:r>
-      <w:r>
-        <w:t xml:space="preserve">em qual perfil de risco e potencial de financiamento. O </w:t>
+        <w:t>Como contribuição prática para comerciantes</w:t>
+      </w:r>
+      <w:r>
+        <w:t xml:space="preserve"> e para os consumidores </w:t>
+      </w:r>
+      <w:r>
+        <w:t xml:space="preserve">tomadores de crédito que necessitam </w:t>
+      </w:r>
+      <w:r>
+        <w:t xml:space="preserve">ou desejam </w:t>
+      </w:r>
+      <w:r>
+        <w:t xml:space="preserve">avaliar previamente </w:t>
+      </w:r>
+      <w:r>
+        <w:t>seu perfil de risco e potencial de financiamento</w:t>
+      </w:r>
+      <w:r>
+        <w:t>, o</w:t>
+      </w:r>
+      <w:r>
+        <w:t xml:space="preserve"> </w:t>
       </w:r>
       <w:r>
         <w:t xml:space="preserve">projeto entregará </w:t>
@@ -3399,7 +3478,7 @@
         <w:t xml:space="preserve"> protótipo de </w:t>
       </w:r>
       <w:r>
-        <w:t>painel analítico, com a possibilidade de mapeamento regional e perfil dos postulantes a crédito</w:t>
+        <w:t>painel analítico com mapeamento regional e perfil dos postulantes a crédito</w:t>
       </w:r>
       <w:r>
         <w:t xml:space="preserve">. </w:t>
@@ -3408,31 +3487,31 @@
         <w:t xml:space="preserve"> </w:t>
       </w:r>
       <w:r>
-        <w:t xml:space="preserve">Com esse painel será disponibilizada uma interface simples que possibilitará uma </w:t>
+        <w:t>Ess</w:t>
+      </w:r>
+      <w:r>
+        <w:t>a interface simpl</w:t>
+      </w:r>
+      <w:r>
+        <w:t>ificada</w:t>
+      </w:r>
+      <w:r>
+        <w:t xml:space="preserve"> permitirá </w:t>
+      </w:r>
+      <w:r>
+        <w:t xml:space="preserve">uma </w:t>
       </w:r>
       <w:r>
         <w:t>rápida análise</w:t>
       </w:r>
       <w:r>
-        <w:t>,</w:t>
-      </w:r>
-      <w:r>
-        <w:t xml:space="preserve"> baseada em dados reais de </w:t>
-      </w:r>
-      <w:r>
-        <w:t>perfis</w:t>
-      </w:r>
-      <w:r>
-        <w:t xml:space="preserve"> de clientes</w:t>
-      </w:r>
-      <w:r>
-        <w:t xml:space="preserve"> e</w:t>
-      </w:r>
-      <w:r>
-        <w:t xml:space="preserve"> seu</w:t>
-      </w:r>
-      <w:r>
-        <w:t xml:space="preserve"> histórico de </w:t>
+        <w:t xml:space="preserve"> rápida fundamentada </w:t>
+      </w:r>
+      <w:r>
+        <w:t>em dados reais de</w:t>
+      </w:r>
+      <w:r>
+        <w:t xml:space="preserve"> </w:t>
       </w:r>
       <w:r>
         <w:t>in</w:t>
@@ -3444,10 +3523,51 @@
         <w:t xml:space="preserve">, </w:t>
       </w:r>
       <w:r>
-        <w:t xml:space="preserve">facilitando às </w:t>
-      </w:r>
-      <w:r>
-        <w:t>micro e pequenas empresas, como a necessidade de capital de giro, a busca por financiamento e a dificuldade de compreender os fatores que influenciam a concessão de crédito.</w:t>
+        <w:t>auxiliando a</w:t>
+      </w:r>
+      <w:r>
+        <w:t>s</w:t>
+      </w:r>
+      <w:r>
+        <w:t xml:space="preserve"> </w:t>
+      </w:r>
+      <w:proofErr w:type="spellStart"/>
+      <w:r>
+        <w:t>MPEs</w:t>
+      </w:r>
+      <w:proofErr w:type="spellEnd"/>
+      <w:r>
+        <w:t xml:space="preserve"> a</w:t>
+      </w:r>
+      <w:r>
+        <w:t xml:space="preserve"> superar gargalos como a demanda por </w:t>
+      </w:r>
+      <w:r>
+        <w:t>capital de giro</w:t>
+      </w:r>
+      <w:r>
+        <w:t xml:space="preserve"> e a</w:t>
+      </w:r>
+      <w:r>
+        <w:t xml:space="preserve"> </w:t>
+      </w:r>
+      <w:r>
+        <w:t xml:space="preserve">complexidade na </w:t>
+      </w:r>
+      <w:r>
+        <w:t>compreen</w:t>
+      </w:r>
+      <w:r>
+        <w:t>são d</w:t>
+      </w:r>
+      <w:r>
+        <w:t xml:space="preserve">os fatores que </w:t>
+      </w:r>
+      <w:r>
+        <w:t>condicionam</w:t>
+      </w:r>
+      <w:r>
+        <w:t xml:space="preserve"> a concessão de crédito.</w:t>
       </w:r>
     </w:p>
     <w:p>
@@ -3494,7 +3614,11 @@
         <w:t xml:space="preserve"> </w:t>
       </w:r>
       <w:r>
-        <w:t>No contexto brasileiro, o Banco Central disponibiliza séries temporais e relatórios estatísticos que permitem observar indicadores como inadimplência, volume de crédito concedido e taxas de juros médias. Esses dados são fundamentais para construir modelos preditivos que auxiliem instituições financeiras e pequenos negócios.</w:t>
+        <w:t xml:space="preserve">No contexto brasileiro, o Banco Central disponibiliza séries temporais e relatórios estatísticos que permitem observar indicadores como inadimplência, volume </w:t>
+      </w:r>
+      <w:r>
+        <w:lastRenderedPageBreak/>
+        <w:t>de crédito concedido e taxas de juros médias. Esses dados são fundamentais para construir modelos preditivos que auxiliem instituições financeiras e pequenos negócios.</w:t>
       </w:r>
     </w:p>
     <w:p>
@@ -3504,121 +3628,12 @@
     </w:p>
     <w:p>
       <w:r>
-        <w:lastRenderedPageBreak/>
         <w:t>Do ponto de vista social, o crédito é um mecanismo de inclusão financeira. Estudos recentes do Banco Central mostram que micro e pequenas empresas dependem fortemente de linhas de crédito para capital de giro. No entanto, a falta de ferramentas analíticas acessíveis dificulta a compreensão dos critérios de risco. Isso reforça a relevância de projetos acadêmicos que buscam traduzir dados públicos em indicadores claros e visualizações compreensíveis.</w:t>
       </w:r>
     </w:p>
     <w:p>
       <w:r>
         <w:t>Além dos aspectos técnicos, é necessário considerar questões relacionadas à ética, acessibilidade, sustentabilidade, diversidade e regulamentação profissional no desenvolvimento de soluções computacionais. Esses elementos contribuem para uma utilização mais responsável dos dados e dos algoritmos em contextos reais (GARCIA, 2020; FILGUEIRAS; PRIETCH; FREIRE, 2020; NERIS et al., 2020; RIBEIRO et al., 2020; BIGONHA, 2020).</w:t>
-      </w:r>
-    </w:p>
-    <w:p>
-      <w:r>
-        <w:t xml:space="preserve">Trechos complementares, como o livro </w:t>
-      </w:r>
-      <w:r>
-        <w:rPr>
-          <w:i/>
-          <w:iCs/>
-        </w:rPr>
-        <w:t>Ciência de Dados e Aprendizado de Máquina</w:t>
-      </w:r>
-      <w:r>
-        <w:t xml:space="preserve"> (</w:t>
-      </w:r>
-      <w:proofErr w:type="spellStart"/>
-      <w:r>
-        <w:t>VitalSource</w:t>
-      </w:r>
-      <w:proofErr w:type="spellEnd"/>
-      <w:r>
-        <w:t>, 2020), reforçam que “a qualidade dos dados é determinante para a robustez dos modelos preditivos, sendo necessário aplicar técnicas de pré-processamento e validação estatística para evitar vieses e inconsistências” [10].</w:t>
-      </w:r>
-      <w:r>
-        <w:t xml:space="preserve"> Da mesma forma, </w:t>
-      </w:r>
-      <w:r>
-        <w:t xml:space="preserve">disciplinas da UNIVESP como </w:t>
-      </w:r>
-      <w:r>
-        <w:rPr>
-          <w:b/>
-          <w:bCs/>
-        </w:rPr>
-        <w:t>COM350 (Introdução à Ciência de Dados)</w:t>
-      </w:r>
-      <w:r>
-        <w:t xml:space="preserve">, </w:t>
-      </w:r>
-      <w:r>
-        <w:rPr>
-          <w:b/>
-          <w:bCs/>
-        </w:rPr>
-        <w:t>COM360 (Mineração de Dados)</w:t>
-      </w:r>
-      <w:r>
-        <w:t xml:space="preserve"> e </w:t>
-      </w:r>
-      <w:r>
-        <w:rPr>
-          <w:b/>
-          <w:bCs/>
-        </w:rPr>
-        <w:t>COM410 (Aprendizado de Máquina)</w:t>
-      </w:r>
-      <w:r>
-        <w:t xml:space="preserve"> fornecem a base teórica necessária para aplicar técnicas estatísticas e computacionais em problemas reais</w:t>
-      </w:r>
-      <w:r>
-        <w:t xml:space="preserve">, </w:t>
-      </w:r>
-      <w:r>
-        <w:t xml:space="preserve">como também </w:t>
-      </w:r>
-      <w:r>
-        <w:rPr>
-          <w:b/>
-          <w:bCs/>
-        </w:rPr>
-        <w:t>COM510 (Redes Neurais)</w:t>
-      </w:r>
-      <w:r>
-        <w:t xml:space="preserve"> e </w:t>
-      </w:r>
-      <w:r>
-        <w:rPr>
-          <w:b/>
-          <w:bCs/>
-        </w:rPr>
-        <w:t>COM520 (Aprendizado Profundo)</w:t>
-      </w:r>
-      <w:r>
-        <w:t xml:space="preserve"> permitem aplicar modelos preditivos como regressão logística, árvores de decisão e redes neurais</w:t>
-      </w:r>
-      <w:r>
-        <w:t xml:space="preserve">. Já no curso de Engenharia da Computação, disciplinas como </w:t>
-      </w:r>
-      <w:r>
-        <w:rPr>
-          <w:b/>
-          <w:bCs/>
-        </w:rPr>
-        <w:t>COM420 (Plataforma de Ingestão e Análise de Dados)</w:t>
-      </w:r>
-      <w:r>
-        <w:t xml:space="preserve"> e </w:t>
-      </w:r>
-      <w:r>
-        <w:rPr>
-          <w:b/>
-          <w:bCs/>
-        </w:rPr>
-        <w:t>COM380 (Protocolos de Comunicação IoT)</w:t>
-      </w:r>
-      <w:r>
-        <w:t xml:space="preserve"> ampliam a visão sobre coleta, integração e processamento de dados em escala.</w:t>
       </w:r>
     </w:p>
     <w:p>
@@ -3789,11 +3804,11 @@
         <w:t xml:space="preserve">Criar: </w:t>
       </w:r>
       <w:r>
-        <w:t xml:space="preserve">desenvolvimento de levantamento bibliográfico, seleção de bases públicas disponibilizadas pelo Banco Central do Brasil e realização do pré-processamento dos dados referentes às operações de crédito e indicadores de inadimplência. Nesta etapa foram executados tratamentos de valores ausentes, identificação de valores discrepantes e padronização de variáveis. A análise exploratória foi </w:t>
+        <w:t xml:space="preserve">desenvolvimento de levantamento bibliográfico, seleção de bases públicas disponibilizadas pelo Banco Central do Brasil e realização do pré-processamento dos dados referentes às operações de crédito e indicadores de inadimplência. Nesta etapa foram executados tratamentos de valores ausentes, identificação de valores discrepantes e padronização de variáveis. A análise exploratória foi conduzida por meio de histogramas, matrizes de correlação, tabelas dinâmicas e </w:t>
       </w:r>
       <w:r>
         <w:lastRenderedPageBreak/>
-        <w:t>conduzida por meio de histogramas, matrizes de correlação, tabelas dinâmicas e mapas de calor (</w:t>
+        <w:t>mapas de calor (</w:t>
       </w:r>
       <w:proofErr w:type="spellStart"/>
       <w:r>
@@ -4592,21 +4607,10 @@
       </w:r>
       <w:proofErr w:type="spellEnd"/>
       <w:r>
-        <w:t>”, “Localidade”, “Modalidade de crédito</w:t>
-      </w:r>
-      <w:proofErr w:type="gramStart"/>
-      <w:r>
-        <w:t>”</w:t>
-      </w:r>
-      <w:r>
-        <w:t xml:space="preserve"> </w:t>
-      </w:r>
-      <w:r>
-        <w:t>,</w:t>
-      </w:r>
-      <w:proofErr w:type="gramEnd"/>
-      <w:r>
-        <w:t xml:space="preserve"> “</w:t>
+        <w:t>”, “Localidade”, “Modalidade de crédito”</w:t>
+      </w:r>
+      <w:r>
+        <w:t>, “</w:t>
       </w:r>
       <w:proofErr w:type="spellStart"/>
       <w:r>
@@ -4680,7 +4684,7 @@
           <w:noProof/>
         </w:rPr>
         <w:drawing>
-          <wp:inline distT="0" distB="0" distL="0" distR="0" wp14:anchorId="224A6C1D" wp14:editId="1BD91E8E">
+          <wp:inline distT="0" distB="0" distL="0" distR="0" wp14:anchorId="224A6C1D" wp14:editId="42BD5D33">
             <wp:extent cx="4329734" cy="4465675"/>
             <wp:effectExtent l="0" t="0" r="0" b="0"/>
             <wp:docPr id="1517621979" name="Imagem 2"/>
@@ -7647,15 +7651,7 @@
         <w:ind w:left="720"/>
       </w:pPr>
       <w:r>
-        <w:t xml:space="preserve">Objetivo de </w:t>
-      </w:r>
-      <w:proofErr w:type="gramStart"/>
-      <w:r>
-        <w:t>justificativa :</w:t>
-      </w:r>
-      <w:proofErr w:type="gramEnd"/>
-      <w:r>
-        <w:t xml:space="preserve"> Demonstrar que pequenos empresários utilizam critérios empíricos ou informais por falta de ferramentas analíticas estruturadas.</w:t>
+        <w:t>Objetivo de justificativa: Demonstrar que pequenos empresários utilizam critérios empíricos ou informais por falta de ferramentas analíticas estruturadas.</w:t>
       </w:r>
     </w:p>
     <w:p>
@@ -8182,6 +8178,7 @@
         <w:docPartUnique/>
       </w:docPartObj>
     </w:sdtPr>
+    <w:sdtEndPr/>
     <w:sdtContent>
       <w:p>
         <w:pPr>
